--- a/docs/remote-id-regulatory-notes.docx
+++ b/docs/remote-id-regulatory-notes.docx
@@ -1063,7 +1063,87 @@
         <w:t>OPSInbox@icao.int</w:t>
       </w:r>
       <w:r>
-        <w:t>, providing company name, manufacturer's common name, headquarters address, contact name, telephone, email and website. ICAO assigns codes to aircraft and UAS manufacturers. See &lt;https://www.icao.int/operational-safety/doc-8643-aircraft-type-designators/manufacturers-codes&gt;</w:t>
+        <w:t xml:space="preserve">, providing company name, manufacturer's common name, headquarters address, contact name, telephone, email and website. ICAO assigns codes to aircraft and UAS </w:t>
+      </w:r>
+      <w:r>
+        <w:rPr>
+          <w:b/>
+        </w:rPr>
+        <w:t>manufacturers</w:t>
+      </w:r>
+      <w:r>
+        <w:t>. See &lt;https://www.icao.int/operational-safety/doc-8643-aircraft-type-designators/manufacturers-codes&gt;</w:t>
+      </w:r>
+    </w:p>
+    <w:p>
+      <w:pPr>
+        <w:ind w:left="432"/>
+        <w:shd w:val="clear" w:color="auto" w:fill="FFF2CC"/>
+      </w:pPr>
+      <w:r>
+        <w:rPr>
+          <w:b/>
+          <w:i/>
+        </w:rPr>
+        <w:t>You almost certainly do not need to do this.</w:t>
+      </w:r>
+      <w:r>
+        <w:rPr>
+          <w:i/>
+        </w:rPr>
+        <w:t xml:space="preserve"> These notes were written around </w:t>
+      </w:r>
+      <w:r>
+        <w:rPr>
+          <w:i/>
+        </w:rPr>
+        <w:t>building a product</w:t>
+      </w:r>
+      <w:r>
+        <w:rPr>
+          <w:i/>
+        </w:rPr>
+        <w:t xml:space="preserve">; a personal build is a different situation. ICAO issues manufacturer codes to manufacturers, and there are three routes for a DIY aircraft, of which only one involves ICAO:  | Situation | What you use | ICAO application? | | --- | --- | --- | | Home build, broadcasting voluntarily or for the specific category | </w:t>
+      </w:r>
+      <w:r>
+        <w:rPr>
+          <w:rFonts w:ascii="Consolas" w:hAnsi="Consolas"/>
+          <w:i/>
+          <w:sz w:val="19"/>
+        </w:rPr>
+        <w:t>CAA_REGISTRATION_ID</w:t>
+      </w:r>
+      <w:r>
+        <w:rPr>
+          <w:i/>
+        </w:rPr>
+        <w:t xml:space="preserve"> with your authority-issued registration | </w:t>
+      </w:r>
+      <w:r>
+        <w:rPr>
+          <w:b/>
+          <w:i/>
+        </w:rPr>
+        <w:t>No</w:t>
+      </w:r>
+      <w:r>
+        <w:rPr>
+          <w:i/>
+        </w:rPr>
+        <w:t xml:space="preserve"> | | You fitted a bought Remote ID module | The module's own CTA serial, from its maker | </w:t>
+      </w:r>
+      <w:r>
+        <w:rPr>
+          <w:b/>
+          <w:i/>
+        </w:rPr>
+        <w:t>No</w:t>
+      </w:r>
+      <w:r>
+        <w:rPr>
+          <w:i/>
+        </w:rPr>
+        <w:t xml:space="preserve"> | | You are manufacturing modules or airframes for others | Your own CTA serial | Yes |  This project defaults to the first row. See specification section 12.3.</w:t>
       </w:r>
     </w:p>
     <w:p>
@@ -1548,7 +1628,12 @@
         <w:pStyle w:val="ListNumber"/>
       </w:pPr>
       <w:r>
-        <w:t>Apply to ICAO for the 4-character manufacturer code.</w:t>
+        <w:t>~~Apply to ICAO for the 4-character manufacturer code.~~ Only if you are</w:t>
+      </w:r>
+    </w:p>
+    <w:p>
+      <w:r>
+        <w:t>manufacturing for others. A home build uses its CAA registration instead.</w:t>
       </w:r>
     </w:p>
     <w:p>
@@ -1653,7 +1738,7 @@
         <w:rPr>
           <w:i/>
         </w:rPr>
-        <w:t xml:space="preserve"> with 34 host assertions in </w:t>
+        <w:t xml:space="preserve"> with 44 host assertions in </w:t>
       </w:r>
       <w:r>
         <w:rPr>
@@ -1667,7 +1752,20 @@
         <w:rPr>
           <w:i/>
         </w:rPr>
-        <w:t xml:space="preserve">. Step 5 is implemented against the reference encoder, step 6 uses the AUX broadcast bus. Steps 3, 9, 10 and 11 are outstanding.  The Luhn mod-36 implementation reproduces EASA's published example but has been validated against </w:t>
+        <w:t xml:space="preserve">, covering the CTA serial, the CAA registration route and the operator ID. Step 5 is implemented against the reference encoder; step 6 uses the AUX broadcast bus. Step 3 is </w:t>
+      </w:r>
+      <w:r>
+        <w:rPr>
+          <w:b/>
+          <w:i/>
+        </w:rPr>
+        <w:t>not applicable</w:t>
+      </w:r>
+      <w:r>
+        <w:rPr>
+          <w:i/>
+        </w:rPr>
+        <w:t xml:space="preserve"> to a home build. Steps 9, 10 and 11 are outstanding.  The Luhn mod-36 implementation reproduces EASA's published example but has been validated against </w:t>
       </w:r>
       <w:r>
         <w:rPr>

--- a/docs/remote-id-regulatory-notes.docx
+++ b/docs/remote-id-regulatory-notes.docx
@@ -29,21 +29,10 @@
           <w:i/>
           <w:sz w:val="28"/>
         </w:rPr>
-        <w:t>Direct Remote ID -- reference notes for a privately built aircraft</w:t>
+        <w:t>Regulatory Notes</w:t>
       </w:r>
     </w:p>
     <w:p/>
-    <w:p>
-      <w:pPr>
-        <w:jc w:val="center"/>
-      </w:pPr>
-      <w:r>
-        <w:rPr>
-          <w:sz w:val="21"/>
-        </w:rPr>
-        <w:t>Denmark / EU regulatory context</w:t>
-      </w:r>
-    </w:p>
     <w:p>
       <w:r>
         <w:br w:type="page"/>
